--- a/src/6E/N0_nombres_entiers/cours.docx
+++ b/src/6E/N0_nombres_entiers/cours.docx
@@ -2745,7 +2745,8 @@
     <w:p>
       <w:pPr>
         <w:rPr>
-          <w:rFonts w:cs="Arial"/>
+          <w:rFonts w:eastAsiaTheme="minorEastAsia" w:cs="Arial"/>
+          <w:color w:val="C00000"/>
           <w:sz w:val="23"/>
           <w:szCs w:val="23"/>
         </w:rPr>
@@ -2840,42 +2841,45 @@
       <w:r>
         <w:rPr>
           <w:rStyle w:val="markedcontent"/>
-          <w:rFonts w:cs="Arial"/>
+          <w:rFonts w:eastAsiaTheme="minorEastAsia" w:cs="Arial"/>
           <w:color w:val="C00000"/>
           <w:sz w:val="23"/>
           <w:szCs w:val="23"/>
         </w:rPr>
-        <w:t xml:space="preserve">Il vaut mieux éviter de </w:t>
-      </w:r>
-      <w:r>
-        <w:rPr>
-          <w:rStyle w:val="markedcontent"/>
-          <w:rFonts w:cs="Arial"/>
+        <w:t>Attention l’ordre est important dans une soustraction.</w:t>
+      </w:r>
+      <w:r>
+        <w:rPr>
+          <w:rStyle w:val="markedcontent"/>
+          <w:rFonts w:eastAsiaTheme="minorEastAsia" w:cs="Arial"/>
           <w:color w:val="C00000"/>
           <w:sz w:val="23"/>
           <w:szCs w:val="23"/>
         </w:rPr>
-        <w:t>changer les termes de place dans une soustraction.</w:t>
-      </w:r>
-      <w:r>
-        <w:rPr>
-          <w:rStyle w:val="markedcontent"/>
-          <w:rFonts w:cs="Arial"/>
+        <w:t xml:space="preserve"> Par exemple</w:t>
+      </w:r>
+      <w:r>
+        <w:rPr>
+          <w:rStyle w:val="markedcontent"/>
+          <w:rFonts w:eastAsiaTheme="minorEastAsia" w:cs="Arial"/>
           <w:color w:val="C00000"/>
           <w:sz w:val="23"/>
           <w:szCs w:val="23"/>
         </w:rPr>
-        <w:br/>
-      </w:r>
-      <w:r>
-        <w:rPr>
-          <w:rStyle w:val="markedcontent"/>
-          <w:rFonts w:cs="Arial"/>
-          <w:sz w:val="23"/>
-          <w:szCs w:val="23"/>
-        </w:rPr>
-        <w:br/>
-      </w:r>
+        <w:t xml:space="preserve"> </w:t>
+      </w:r>
+      <m:oMath>
+        <m:r>
+          <w:rPr>
+            <w:rStyle w:val="markedcontent"/>
+            <w:rFonts w:ascii="Cambria Math" w:hAnsi="Cambria Math" w:cs="Arial"/>
+            <w:color w:val="C00000"/>
+            <w:sz w:val="23"/>
+            <w:szCs w:val="23"/>
+          </w:rPr>
+          <m:t>5-3≠3-5</m:t>
+        </m:r>
+      </m:oMath>
     </w:p>
     <w:sectPr>
       <w:footerReference w:type="default" r:id="rId10"/>
@@ -2923,6 +2927,7 @@
         <w:docPartUnique/>
       </w:docPartObj>
     </w:sdtPr>
+    <w:sdtEndPr/>
     <w:sdtContent>
       <w:p>
         <w:pPr>
